--- a/dossier-conformite-2026/livrables/03_Parcours_stagiaire/ABS-13_Prevention_decrochage.docx
+++ b/dossier-conformite-2026/livrables/03_Parcours_stagiaire/ABS-13_Prevention_decrochage.docx
@@ -16,7 +16,7 @@
       <w:r>
         <w:rPr>
           <w:b/>
-          <w:color w:val="C9A94D"/>
+          <w:color w:val="8A6D1F"/>
           <w:sz w:val="28"/>
         </w:rPr>
         <w:t>Objectif : abaisser drastiquement le taux d'abandon</w:t>
@@ -159,6 +159,9 @@
         </w:tc>
       </w:tr>
       <w:tr>
+        <w:trPr>
+          <w:cantSplit w:val="true"/>
+        </w:trPr>
         <w:tc>
           <w:tcPr>
             <w:tcW w:type="dxa" w:w="2835"/>
@@ -206,10 +209,13 @@
         </w:tc>
       </w:tr>
       <w:tr>
+        <w:trPr>
+          <w:cantSplit w:val="true"/>
+        </w:trPr>
         <w:tc>
           <w:tcPr>
             <w:tcW w:type="dxa" w:w="2835"/>
-            <w:shd w:val="clear" w:color="auto" w:fill="F2F2F2"/>
+            <w:shd w:val="clear" w:color="auto" w:fill="E8EEF7"/>
           </w:tcPr>
           <w:p>
             <w:r/>
@@ -225,7 +231,7 @@
         <w:tc>
           <w:tcPr>
             <w:tcW w:type="dxa" w:w="1984"/>
-            <w:shd w:val="clear" w:color="auto" w:fill="F2F2F2"/>
+            <w:shd w:val="clear" w:color="auto" w:fill="E8EEF7"/>
           </w:tcPr>
           <w:p>
             <w:r/>
@@ -241,7 +247,7 @@
         <w:tc>
           <w:tcPr>
             <w:tcW w:type="dxa" w:w="4819"/>
-            <w:shd w:val="clear" w:color="auto" w:fill="F2F2F2"/>
+            <w:shd w:val="clear" w:color="auto" w:fill="E8EEF7"/>
           </w:tcPr>
           <w:p>
             <w:r/>
@@ -256,6 +262,9 @@
         </w:tc>
       </w:tr>
       <w:tr>
+        <w:trPr>
+          <w:cantSplit w:val="true"/>
+        </w:trPr>
         <w:tc>
           <w:tcPr>
             <w:tcW w:type="dxa" w:w="2835"/>
@@ -303,10 +312,13 @@
         </w:tc>
       </w:tr>
       <w:tr>
+        <w:trPr>
+          <w:cantSplit w:val="true"/>
+        </w:trPr>
         <w:tc>
           <w:tcPr>
             <w:tcW w:type="dxa" w:w="2835"/>
-            <w:shd w:val="clear" w:color="auto" w:fill="F2F2F2"/>
+            <w:shd w:val="clear" w:color="auto" w:fill="E8EEF7"/>
           </w:tcPr>
           <w:p>
             <w:r/>
@@ -322,7 +334,7 @@
         <w:tc>
           <w:tcPr>
             <w:tcW w:type="dxa" w:w="1984"/>
-            <w:shd w:val="clear" w:color="auto" w:fill="F2F2F2"/>
+            <w:shd w:val="clear" w:color="auto" w:fill="E8EEF7"/>
           </w:tcPr>
           <w:p>
             <w:r/>
@@ -338,7 +350,7 @@
         <w:tc>
           <w:tcPr>
             <w:tcW w:type="dxa" w:w="4819"/>
-            <w:shd w:val="clear" w:color="auto" w:fill="F2F2F2"/>
+            <w:shd w:val="clear" w:color="auto" w:fill="E8EEF7"/>
           </w:tcPr>
           <w:p>
             <w:r/>
@@ -353,6 +365,9 @@
         </w:tc>
       </w:tr>
       <w:tr>
+        <w:trPr>
+          <w:cantSplit w:val="true"/>
+        </w:trPr>
         <w:tc>
           <w:tcPr>
             <w:tcW w:type="dxa" w:w="2835"/>
@@ -525,23 +540,25 @@
       <w:tblPr>
         <w:tblStyle w:val="TableGrid"/>
         <w:tblW w:type="auto" w:w="0"/>
+        <w:tblLayout w:type="fixed"/>
         <w:tblLook w:firstColumn="1" w:firstRow="1" w:lastColumn="0" w:lastRow="0" w:noHBand="0" w:noVBand="1" w:val="04A0"/>
       </w:tblPr>
       <w:tblGrid>
-        <w:gridCol w:w="3213"/>
-        <w:gridCol w:w="3213"/>
-        <w:gridCol w:w="3213"/>
+        <w:gridCol w:w="3214"/>
+        <w:gridCol w:w="3214"/>
+        <w:gridCol w:w="3214"/>
       </w:tblGrid>
       <w:tr>
         <w:tc>
           <w:tcPr>
-            <w:tcW w:type="dxa" w:w="3213"/>
-            <w:shd w:val="clear" w:color="auto" w:fill="F2F2F2"/>
+            <w:tcW w:type="dxa" w:w="3214"/>
+            <w:shd w:val="clear" w:color="auto" w:fill="E8EEF7"/>
           </w:tcPr>
           <w:p>
             <w:r>
               <w:rPr>
                 <w:b/>
+                <w:color w:val="1B3A6B"/>
                 <w:sz w:val="22"/>
               </w:rPr>
               <w:t>Le stagiaire</w:t>
@@ -550,13 +567,14 @@
         </w:tc>
         <w:tc>
           <w:tcPr>
-            <w:tcW w:type="dxa" w:w="3213"/>
-            <w:shd w:val="clear" w:color="auto" w:fill="F2F2F2"/>
+            <w:tcW w:type="dxa" w:w="3214"/>
+            <w:shd w:val="clear" w:color="auto" w:fill="E8EEF7"/>
           </w:tcPr>
           <w:p>
             <w:r>
               <w:rPr>
                 <w:b/>
+                <w:color w:val="1B3A6B"/>
                 <w:sz w:val="22"/>
               </w:rPr>
               <w:t>Pour YEBA FORMATIONS</w:t>
@@ -565,13 +583,14 @@
         </w:tc>
         <w:tc>
           <w:tcPr>
-            <w:tcW w:type="dxa" w:w="3213"/>
-            <w:shd w:val="clear" w:color="auto" w:fill="F2F2F2"/>
+            <w:tcW w:type="dxa" w:w="3214"/>
+            <w:shd w:val="clear" w:color="auto" w:fill="E8EEF7"/>
           </w:tcPr>
           <w:p>
             <w:r>
               <w:rPr>
                 <w:b/>
+                <w:color w:val="1B3A6B"/>
                 <w:sz w:val="22"/>
               </w:rPr>
               <w:t>Prescripteur (facultatif)</w:t>
@@ -580,9 +599,12 @@
         </w:tc>
       </w:tr>
       <w:tr>
+        <w:trPr>
+          <w:cantSplit w:val="true"/>
+        </w:trPr>
         <w:tc>
           <w:tcPr>
-            <w:tcW w:type="dxa" w:w="3213"/>
+            <w:tcW w:type="dxa" w:w="3214"/>
           </w:tcPr>
           <w:p>
             <w:r>
@@ -602,7 +624,7 @@
         </w:tc>
         <w:tc>
           <w:tcPr>
-            <w:tcW w:type="dxa" w:w="3213"/>
+            <w:tcW w:type="dxa" w:w="3214"/>
           </w:tcPr>
           <w:p>
             <w:r>
@@ -622,7 +644,7 @@
         </w:tc>
         <w:tc>
           <w:tcPr>
-            <w:tcW w:type="dxa" w:w="3213"/>
+            <w:tcW w:type="dxa" w:w="3214"/>
           </w:tcPr>
           <w:p>
             <w:r>
@@ -647,16 +669,17 @@
       <w:tblPr>
         <w:tblStyle w:val="TableGrid"/>
         <w:tblW w:type="auto" w:w="0"/>
+        <w:tblLayout w:type="fixed"/>
         <w:tblLook w:firstColumn="1" w:firstRow="1" w:lastColumn="0" w:lastRow="0" w:noHBand="0" w:noVBand="1" w:val="04A0"/>
       </w:tblPr>
       <w:tblGrid>
-        <w:gridCol w:w="9638"/>
+        <w:gridCol w:w="9639"/>
       </w:tblGrid>
       <w:tr>
         <w:tc>
           <w:tcPr>
             <w:tcW w:type="dxa" w:w="9638"/>
-            <w:shd w:val="clear" w:color="auto" w:fill="FBF6E9"/>
+            <w:shd w:val="clear" w:color="auto" w:fill="E8EEF7"/>
           </w:tcPr>
           <w:p>
             <w:r/>
@@ -664,9 +687,9 @@
               <w:rPr>
                 <w:b/>
                 <w:color w:val="1B3A6B"/>
-                <w:sz w:val="24"/>
+                <w:sz w:val="26"/>
               </w:rPr>
-              <w:t>🔒 RGPD / IA Act — points de conformité de ce document</w:t>
+              <w:t>RGPD et IA Act — points de conformité de ce document</w:t>
             </w:r>
           </w:p>
           <w:p>
@@ -712,12 +735,14 @@
     </w:pPr>
     <w:r>
       <w:rPr>
+        <w:color w:val="1B3A6B"/>
         <w:sz w:val="18"/>
       </w:rPr>
-      <w:t xml:space="preserve">ABS-13  —  YEBA FORMATIONS — SIRET 814 622 262 00032 — Version 2026-10 — Page </w:t>
+      <w:t xml:space="preserve">ABS-13   |   YEBA FORMATIONS — SIRET 814 622 262 00032 — Version 2026-10   |   Page </w:t>
     </w:r>
     <w:r>
       <w:rPr>
+        <w:color w:val="1B3A6B"/>
         <w:sz w:val="18"/>
       </w:rPr>
       <w:fldChar w:fldCharType="begin"/>
@@ -737,7 +762,7 @@
     <w:r>
       <w:drawing>
         <wp:inline xmlns:a="http://schemas.openxmlformats.org/drawingml/2006/main" xmlns:pic="http://schemas.openxmlformats.org/drawingml/2006/picture">
-          <wp:extent cx="676510" cy="576000"/>
+          <wp:extent cx="634228" cy="540000"/>
           <wp:docPr id="1" name="Picture 1"/>
           <wp:cNvGraphicFramePr>
             <a:graphicFrameLocks noChangeAspect="1"/>
@@ -758,7 +783,7 @@
                 <pic:spPr>
                   <a:xfrm>
                     <a:off x="0" y="0"/>
-                    <a:ext cx="676510" cy="576000"/>
+                    <a:ext cx="634228" cy="540000"/>
                   </a:xfrm>
                   <a:prstGeom prst="rect"/>
                 </pic:spPr>
@@ -770,10 +795,11 @@
     </w:r>
     <w:r>
       <w:rPr>
+        <w:b/>
         <w:color w:val="1B3A6B"/>
         <w:sz w:val="18"/>
       </w:rPr>
-      <w:t xml:space="preserve">    YEBA FORMATIONS  |  NDA 04973676397  |  Qualiopi 25FOR02027.1</w:t>
+      <w:t xml:space="preserve">     YEBA FORMATIONS   |   NDA 04973676397   |   Qualiopi 25FOR02027.1</w:t>
     </w:r>
   </w:p>
 </w:hdr>
@@ -1260,8 +1286,8 @@
       <w:rFonts w:asciiTheme="majorHAnsi" w:eastAsiaTheme="majorEastAsia" w:hAnsiTheme="majorHAnsi" w:cstheme="majorBidi" w:ascii="Arial" w:hAnsi="Arial"/>
       <w:b/>
       <w:bCs/>
-      <w:color w:val="C9A94D"/>
-      <w:sz w:val="26"/>
+      <w:color w:val="8A6D1F"/>
+      <w:sz w:val="28"/>
     </w:rPr>
   </w:style>
   <w:style w:type="paragraph" w:styleId="Heading4">
@@ -1679,6 +1705,10 @@
       </w:numPr>
       <w:contextualSpacing/>
     </w:pPr>
+    <w:rPr>
+      <w:rFonts w:ascii="Arial" w:hAnsi="Arial"/>
+      <w:sz w:val="24"/>
+    </w:rPr>
   </w:style>
   <w:style w:type="paragraph" w:styleId="ListBullet2">
     <w:name w:val="List Bullet 2"/>
@@ -1718,6 +1748,10 @@
       </w:numPr>
       <w:contextualSpacing/>
     </w:pPr>
+    <w:rPr>
+      <w:rFonts w:ascii="Arial" w:hAnsi="Arial"/>
+      <w:sz w:val="24"/>
+    </w:rPr>
   </w:style>
   <w:style w:type="paragraph" w:styleId="ListNumber2">
     <w:name w:val="List Number 2"/>

--- a/dossier-conformite-2026/livrables/03_Parcours_stagiaire/ABS-13_Prevention_decrochage.docx
+++ b/dossier-conformite-2026/livrables/03_Parcours_stagiaire/ABS-13_Prevention_decrochage.docx
@@ -16,7 +16,7 @@
       <w:r>
         <w:rPr>
           <w:b/>
-          <w:color w:val="8A6D1F"/>
+          <w:color w:val="1B3A6B"/>
           <w:sz w:val="28"/>
         </w:rPr>
         <w:t>Objectif : abaisser drastiquement le taux d'abandon</w:t>
@@ -25,7 +25,7 @@
     <w:p>
       <w:pPr>
         <w:pBdr>
-          <w:bottom w:val="single" w:sz="18" w:space="1" w:color="C9A94D"/>
+          <w:bottom w:val="single" w:sz="18" w:space="1" w:color="C9A84C"/>
         </w:pBdr>
       </w:pPr>
     </w:p>
@@ -45,7 +45,7 @@
         <w:rPr>
           <w:b w:val="0"/>
         </w:rPr>
-        <w:t>Information collective honnête sur le métier (immersion d'une demi-journée en magasin ou PME conseillée)</w:t>
+        <w:t>Information collective honnête sur le métier ; immersion d'une demi-journée en magasin ou en PME conseillée</w:t>
       </w:r>
     </w:p>
     <w:p>
@@ -56,7 +56,7 @@
         <w:rPr>
           <w:b w:val="0"/>
         </w:rPr>
-        <w:t>Entretien individuel : repérage des freins (mobilité, garde d'enfants, santé, logement, ressources financières)</w:t>
+        <w:t>Entretien individuel : repérage des freins (mobilité, garde d'enfants, santé, logement, ressources)</w:t>
       </w:r>
     </w:p>
     <w:p>
@@ -67,7 +67,7 @@
         <w:rPr>
           <w:b w:val="0"/>
         </w:rPr>
-        <w:t>Vérification du statut et de la rémunération pendant la formation (ARE, rémunération de formation, allocation CEJ) avant l'entrée</w:t>
+        <w:t>Vérification de la rémunération pendant la formation (allocation chômage, rémunération de formation, allocation CEJ) avant l'entrée</w:t>
       </w:r>
     </w:p>
     <w:p>
@@ -256,7 +256,7 @@
                 <w:b w:val="0"/>
                 <w:sz w:val="22"/>
               </w:rPr>
-              <w:t>Entretien individuel + plan d'action écrit</w:t>
+              <w:t>Entretien individuel et plan d'action écrit</w:t>
             </w:r>
           </w:p>
         </w:tc>
@@ -276,7 +276,7 @@
                 <w:b w:val="0"/>
                 <w:sz w:val="22"/>
               </w:rPr>
-              <w:t>Baisse de résultats / démotivation</w:t>
+              <w:t>Baisse de résultats ou démotivation</w:t>
             </w:r>
           </w:p>
         </w:tc>
@@ -359,7 +359,7 @@
                 <w:b w:val="0"/>
                 <w:sz w:val="22"/>
               </w:rPr>
-              <w:t>Orientation Mission Locale / France Travail / CAF / Cap emploi</w:t>
+              <w:t>Orientation Mission Locale, France Travail, CAF, Cap emploi (fiche LIAI-17)</w:t>
             </w:r>
           </w:p>
         </w:tc>
@@ -409,7 +409,7 @@
                 <w:b w:val="0"/>
                 <w:sz w:val="22"/>
               </w:rPr>
-              <w:t>Entretien direction + conseiller prescripteur ; étudier suspension ou validation partielle (CCP)</w:t>
+              <w:t>Entretien avec le directeur et le prescripteur ; étudier une validation partielle (CCP)</w:t>
             </w:r>
           </w:p>
         </w:tc>
@@ -476,7 +476,7 @@
         <w:rPr>
           <w:b w:val="0"/>
         </w:rPr>
-        <w:t>Parrainage par d'anciens stagiaires (dès la 2e promotion)</w:t>
+        <w:t>Parrainage par d'anciens stagiaires dès la 2e promotion</w:t>
       </w:r>
     </w:p>
     <w:p>
@@ -533,7 +533,7 @@
         <w:rPr>
           <w:b w:val="0"/>
         </w:rPr>
-        <w:t>YEBA FORMATIONS s'engage à : accompagner individuellement, adapter le parcours, informer le prescripteur avec accord du stagiaire. Le stagiaire s'engage à : être présent et ponctuel, prévenir de toute absence, signaler tôt toute difficulté.</w:t>
+        <w:t>YEBA FORMATIONS s'engage à : accompagner individuellement, adapter le parcours, informer le prescripteur avec l'accord du stagiaire. Le stagiaire s'engage à : être présent et ponctuel, prévenir de toute absence, signaler tôt toute difficulté.</w:t>
       </w:r>
     </w:p>
     <w:tbl>
@@ -698,7 +698,7 @@
                 <w:b w:val="0"/>
                 <w:sz w:val="22"/>
               </w:rPr>
-              <w:t>Les informations sur les freins sociaux sont limitées au strict nécessaire, partagées avec le prescripteur uniquement avec l'accord du stagiaire.</w:t>
+              <w:t>Informations sur les freins limitées au strict nécessaire, partagées avec le prescripteur uniquement avec l'accord du stagiaire.</w:t>
             </w:r>
           </w:p>
           <w:p>
@@ -707,13 +707,131 @@
                 <w:b w:val="0"/>
                 <w:sz w:val="22"/>
               </w:rPr>
-              <w:t>IA Act art. 5 : aucun outil de détection des émotions des stagiaires (pratique interdite dans l'éducation depuis le 2 février 2025). Aucun score de « risque d'abandon » calculé par IA.</w:t>
+              <w:t>IA Act, article 5 : aucun outil de reconnaissance des émotions ; aucun score de « risque d'abandon » calculé par une IA.</w:t>
             </w:r>
           </w:p>
         </w:tc>
       </w:tr>
     </w:tbl>
     <w:p/>
+    <w:p>
+      <w:pPr>
+        <w:pBdr>
+          <w:bottom w:val="single" w:sz="18" w:space="1" w:color="C9A84C"/>
+        </w:pBdr>
+      </w:pPr>
+    </w:p>
+    <w:p>
+      <w:pPr>
+        <w:keepNext/>
+        <w:spacing w:after="0"/>
+      </w:pPr>
+      <w:r>
+        <w:rPr>
+          <w:b/>
+          <w:color w:val="1B3A6B"/>
+          <w:sz w:val="20"/>
+        </w:rPr>
+        <w:t>YEBA FORMATIONS — Aurélien LUMEKA, entrepreneur individuel (EI), directeur</w:t>
+      </w:r>
+    </w:p>
+    <w:p>
+      <w:pPr>
+        <w:keepNext/>
+        <w:spacing w:after="0"/>
+      </w:pPr>
+      <w:r>
+        <w:rPr>
+          <w:b w:val="0"/>
+          <w:color w:val="121212"/>
+          <w:sz w:val="20"/>
+        </w:rPr>
+        <w:t>9 rue Françoise Châtelain, 97490 Sainte-Clotilde, La Réunion</w:t>
+      </w:r>
+    </w:p>
+    <w:p>
+      <w:pPr>
+        <w:keepNext/>
+        <w:spacing w:after="0"/>
+      </w:pPr>
+      <w:r>
+        <w:rPr>
+          <w:b w:val="0"/>
+          <w:color w:val="121212"/>
+          <w:sz w:val="20"/>
+        </w:rPr>
+        <w:t>Tél. 0693 32 24 45 — yebaformations@gmail.com</w:t>
+      </w:r>
+    </w:p>
+    <w:p>
+      <w:pPr>
+        <w:keepNext/>
+        <w:spacing w:after="0"/>
+      </w:pPr>
+      <w:r>
+        <w:rPr>
+          <w:b w:val="0"/>
+          <w:color w:val="121212"/>
+          <w:sz w:val="20"/>
+        </w:rPr>
+        <w:t>SIRET 814 622 262 00032</w:t>
+      </w:r>
+    </w:p>
+    <w:p>
+      <w:pPr>
+        <w:keepNext/>
+        <w:spacing w:after="0"/>
+      </w:pPr>
+      <w:r>
+        <w:rPr>
+          <w:b w:val="0"/>
+          <w:color w:val="121212"/>
+          <w:sz w:val="20"/>
+        </w:rPr>
+        <w:t>Déclaration d'activité n° 04973676397 auprès du Préfet de La Réunion. Cet enregistrement ne vaut pas agrément de l'État.</w:t>
+      </w:r>
+    </w:p>
+    <w:p>
+      <w:pPr>
+        <w:keepNext/>
+        <w:spacing w:after="0"/>
+      </w:pPr>
+      <w:r>
+        <w:rPr>
+          <w:b w:val="0"/>
+          <w:color w:val="121212"/>
+          <w:sz w:val="20"/>
+        </w:rPr>
+        <w:t>Certification Qualiopi n° 25FOR02027.1 délivrée au titre des catégories : actions de formation, bilans de compétences, actions permettant de faire valider les acquis de l'expérience, actions de formation par apprentissage — organisme certificateur Qualitia (accrédité COFRAC).</w:t>
+      </w:r>
+    </w:p>
+    <w:p>
+      <w:pPr>
+        <w:keepNext/>
+        <w:spacing w:after="0"/>
+      </w:pPr>
+      <w:r>
+        <w:rPr>
+          <w:b w:val="0"/>
+          <w:color w:val="121212"/>
+          <w:sz w:val="20"/>
+        </w:rPr>
+        <w:t>Référent handicap : Aurélien LUMEKA — yebaformations@gmail.com. Document disponible en 16 points sur simple demande.</w:t>
+      </w:r>
+    </w:p>
+    <w:p>
+      <w:pPr>
+        <w:spacing w:before="120"/>
+      </w:pPr>
+      <w:r>
+        <w:rPr>
+          <w:b w:val="0"/>
+          <w:color w:val="5A5F6A"/>
+          <w:sz w:val="18"/>
+        </w:rPr>
+        <w:t>Ce document a été conçu par le formateur avec l'assistance d'un système d'IA générative (règlement (UE) 2024/1689, art. 50). Son contenu a été vérifié et validé par un humain, qui en assume la responsabilité.</w:t>
+      </w:r>
+    </w:p>
     <w:sectPr>
       <w:headerReference w:type="default" r:id="rId9"/>
       <w:footerReference w:type="default" r:id="rId10"/>
@@ -738,7 +856,7 @@
         <w:color w:val="1B3A6B"/>
         <w:sz w:val="18"/>
       </w:rPr>
-      <w:t xml:space="preserve">ABS-13   |   YEBA FORMATIONS — SIRET 814 622 262 00032 — Version 2026-10   |   Page </w:t>
+      <w:t xml:space="preserve">ABS-13   |   YEBA FORMATIONS — SIRET 814 622 262 00032 — Version 2026-10-v3   |   Page </w:t>
     </w:r>
     <w:r>
       <w:rPr>
@@ -1169,10 +1287,11 @@
     <w:qFormat/>
     <w:rsid w:val="00FC693F"/>
     <w:pPr>
-      <w:spacing w:after="120" w:line="276" w:lineRule="auto"/>
+      <w:spacing w:after="120" w:line="312" w:lineRule="auto"/>
     </w:pPr>
     <w:rPr>
       <w:rFonts w:ascii="Arial" w:hAnsi="Arial" w:eastAsia="Arial"/>
+      <w:color w:val="121212"/>
       <w:sz w:val="24"/>
     </w:rPr>
   </w:style>
@@ -1286,7 +1405,7 @@
       <w:rFonts w:asciiTheme="majorHAnsi" w:eastAsiaTheme="majorEastAsia" w:hAnsiTheme="majorHAnsi" w:cstheme="majorBidi" w:ascii="Arial" w:hAnsi="Arial"/>
       <w:b/>
       <w:bCs/>
-      <w:color w:val="8A6D1F"/>
+      <w:color w:val="1B3A6B"/>
       <w:sz w:val="28"/>
     </w:rPr>
   </w:style>

--- a/dossier-conformite-2026/livrables/03_Parcours_stagiaire/ABS-13_Prevention_decrochage.docx
+++ b/dossier-conformite-2026/livrables/03_Parcours_stagiaire/ABS-13_Prevention_decrochage.docx
@@ -880,7 +880,7 @@
     <w:r>
       <w:drawing>
         <wp:inline xmlns:a="http://schemas.openxmlformats.org/drawingml/2006/main" xmlns:pic="http://schemas.openxmlformats.org/drawingml/2006/picture">
-          <wp:extent cx="634228" cy="540000"/>
+          <wp:extent cx="624277" cy="540000"/>
           <wp:docPr id="1" name="Picture 1"/>
           <wp:cNvGraphicFramePr>
             <a:graphicFrameLocks noChangeAspect="1"/>
@@ -889,7 +889,7 @@
             <a:graphicData uri="http://schemas.openxmlformats.org/drawingml/2006/picture">
               <pic:pic>
                 <pic:nvPicPr>
-                  <pic:cNvPr id="0" name="logo_yeba_formations.png"/>
+                  <pic:cNvPr id="0" name="logo_yeba_fond_clair_1000.png"/>
                   <pic:cNvPicPr/>
                 </pic:nvPicPr>
                 <pic:blipFill>
@@ -901,7 +901,7 @@
                 <pic:spPr>
                   <a:xfrm>
                     <a:off x="0" y="0"/>
-                    <a:ext cx="634228" cy="540000"/>
+                    <a:ext cx="624277" cy="540000"/>
                   </a:xfrm>
                   <a:prstGeom prst="rect"/>
                 </pic:spPr>
